--- a/LAB COURSE MATERIALS/Labsheet 8 - Replication.docx
+++ b/LAB COURSE MATERIALS/Labsheet 8 - Replication.docx
@@ -231,7 +231,7 @@
           <w:szCs w:val="28"/>
         </w:rPr>
         <w:pict w14:anchorId="530C3F12">
-          <v:rect id="_x0000_i1043" style="width:0;height:1.5pt" o:hralign="center" o:hrstd="t" o:hr="t" fillcolor="#a0a0a0" stroked="f"/>
+          <v:rect id="_x0000_i1025" style="width:0;height:1.5pt" o:hralign="center" o:hrstd="t" o:hr="t" fillcolor="#a0a0a0" stroked="f"/>
         </w:pict>
       </w:r>
     </w:p>
@@ -491,7 +491,7 @@
           <w:szCs w:val="28"/>
         </w:rPr>
         <w:pict w14:anchorId="17DC759A">
-          <v:rect id="_x0000_i1044" style="width:0;height:1.5pt" o:hralign="center" o:hrstd="t" o:hr="t" fillcolor="#a0a0a0" stroked="f"/>
+          <v:rect id="_x0000_i1026" style="width:0;height:1.5pt" o:hralign="center" o:hrstd="t" o:hr="t" fillcolor="#a0a0a0" stroked="f"/>
         </w:pict>
       </w:r>
     </w:p>
@@ -598,7 +598,7 @@
           <w:szCs w:val="28"/>
         </w:rPr>
         <w:pict w14:anchorId="7F98432C">
-          <v:rect id="_x0000_i1045" style="width:0;height:1.5pt" o:hralign="center" o:hrstd="t" o:hr="t" fillcolor="#a0a0a0" stroked="f"/>
+          <v:rect id="_x0000_i1027" style="width:0;height:1.5pt" o:hralign="center" o:hrstd="t" o:hr="t" fillcolor="#a0a0a0" stroked="f"/>
         </w:pict>
       </w:r>
     </w:p>
@@ -789,7 +789,6 @@
           <w:szCs w:val="28"/>
         </w:rPr>
       </w:pPr>
-      <w:bookmarkStart w:id="0" w:name="_GoBack"/>
       <w:r>
         <w:rPr>
           <w:rStyle w:val="Strong"/>
@@ -809,7 +808,6 @@
         </w:rPr>
         <w:t>:</w:t>
       </w:r>
-      <w:bookmarkEnd w:id="0"/>
       <w:proofErr w:type="gramEnd"/>
       <w:r>
         <w:rPr>
@@ -1568,7 +1566,7 @@
           <w:szCs w:val="28"/>
         </w:rPr>
         <w:pict w14:anchorId="0F55F1F6">
-          <v:rect id="_x0000_i1046" style="width:0;height:1.5pt" o:hralign="center" o:hrstd="t" o:hr="t" fillcolor="#a0a0a0" stroked="f"/>
+          <v:rect id="_x0000_i1028" style="width:0;height:1.5pt" o:hralign="center" o:hrstd="t" o:hr="t" fillcolor="#a0a0a0" stroked="f"/>
         </w:pict>
       </w:r>
     </w:p>
@@ -1735,7 +1733,7 @@
           <w:szCs w:val="28"/>
         </w:rPr>
         <w:pict w14:anchorId="6F303152">
-          <v:rect id="_x0000_i1047" style="width:0;height:1.5pt" o:hralign="center" o:hrstd="t" o:hr="t" fillcolor="#a0a0a0" stroked="f"/>
+          <v:rect id="_x0000_i1029" style="width:0;height:1.5pt" o:hralign="center" o:hrstd="t" o:hr="t" fillcolor="#a0a0a0" stroked="f"/>
         </w:pict>
       </w:r>
     </w:p>
@@ -1777,51 +1775,390 @@
       </w:r>
     </w:p>
     <w:p>
-      <w:pPr>
-        <w:pStyle w:val="NormalWeb"/>
-        <w:jc w:val="both"/>
-        <w:rPr>
-          <w:rFonts w:asciiTheme="minorHAnsi" w:hAnsiTheme="minorHAnsi" w:cstheme="minorHAnsi"/>
-          <w:sz w:val="28"/>
-          <w:szCs w:val="28"/>
-        </w:rPr>
-      </w:pPr>
-      <w:r>
-        <w:rPr>
-          <w:rFonts w:asciiTheme="minorHAnsi" w:hAnsiTheme="minorHAnsi" w:cstheme="minorHAnsi"/>
-          <w:sz w:val="28"/>
-          <w:szCs w:val="28"/>
-        </w:rPr>
-        <w:t>Run the following commands in three separate terminals:</w:t>
-      </w:r>
-    </w:p>
-    <w:p>
-      <w:pPr>
-        <w:pStyle w:val="HTMLPreformatted"/>
-        <w:jc w:val="both"/>
-        <w:rPr>
-          <w:rStyle w:val="HTMLCode"/>
-          <w:rFonts w:asciiTheme="minorHAnsi" w:hAnsiTheme="minorHAnsi" w:cstheme="minorHAnsi"/>
-          <w:sz w:val="28"/>
-          <w:szCs w:val="28"/>
+      <w:r>
+        <w:t xml:space="preserve">Create 3 folders </w:t>
+      </w:r>
+    </w:p>
+    <w:p>
+      <w:pPr>
+        <w:spacing w:before="100" w:beforeAutospacing="1" w:after="100" w:afterAutospacing="1" w:line="240" w:lineRule="auto"/>
+        <w:rPr>
+          <w:rFonts w:ascii="Times New Roman" w:eastAsia="Times New Roman" w:hAnsi="Times New Roman" w:cs="Times New Roman"/>
+          <w:kern w:val="0"/>
+          <w:lang w:eastAsia="en-IN"/>
+          <w14:ligatures w14:val="none"/>
+        </w:rPr>
+      </w:pPr>
+      <w:r>
+        <w:rPr>
+          <w:rFonts w:ascii="Times New Roman" w:eastAsia="Times New Roman" w:hAnsi="Times New Roman" w:cs="Times New Roman"/>
+          <w:kern w:val="0"/>
+          <w:lang w:eastAsia="en-IN"/>
+          <w14:ligatures w14:val="none"/>
+        </w:rPr>
+        <w:t xml:space="preserve">In </w:t>
+      </w:r>
+      <w:r>
+        <w:rPr>
+          <w:rFonts w:ascii="Times New Roman" w:eastAsia="Times New Roman" w:hAnsi="Times New Roman" w:cs="Times New Roman"/>
+          <w:b/>
+          <w:bCs/>
+          <w:kern w:val="0"/>
+          <w:lang w:eastAsia="en-IN"/>
+          <w14:ligatures w14:val="none"/>
+        </w:rPr>
+        <w:t>Command Prompt</w:t>
+      </w:r>
+      <w:r>
+        <w:rPr>
+          <w:rFonts w:ascii="Times New Roman" w:eastAsia="Times New Roman" w:hAnsi="Times New Roman" w:cs="Times New Roman"/>
+          <w:kern w:val="0"/>
+          <w:lang w:eastAsia="en-IN"/>
+          <w14:ligatures w14:val="none"/>
+        </w:rPr>
+        <w:t>, run:</w:t>
+      </w:r>
+    </w:p>
+    <w:p>
+      <w:pPr>
+        <w:tabs>
+          <w:tab w:val="left" w:pos="916"/>
+          <w:tab w:val="left" w:pos="1832"/>
+          <w:tab w:val="left" w:pos="2748"/>
+          <w:tab w:val="left" w:pos="3664"/>
+          <w:tab w:val="left" w:pos="4580"/>
+          <w:tab w:val="left" w:pos="5496"/>
+          <w:tab w:val="left" w:pos="6412"/>
+          <w:tab w:val="left" w:pos="7328"/>
+          <w:tab w:val="left" w:pos="8244"/>
+          <w:tab w:val="left" w:pos="9160"/>
+          <w:tab w:val="left" w:pos="10076"/>
+          <w:tab w:val="left" w:pos="10992"/>
+          <w:tab w:val="left" w:pos="11908"/>
+          <w:tab w:val="left" w:pos="12824"/>
+          <w:tab w:val="left" w:pos="13740"/>
+          <w:tab w:val="left" w:pos="14656"/>
+        </w:tabs>
+        <w:spacing w:after="0" w:line="240" w:lineRule="auto"/>
+        <w:rPr>
+          <w:rFonts w:ascii="Courier New" w:eastAsia="Times New Roman" w:hAnsi="Courier New" w:cs="Courier New"/>
+          <w:kern w:val="0"/>
+          <w:sz w:val="20"/>
+          <w:szCs w:val="20"/>
+          <w:lang w:eastAsia="en-IN"/>
+          <w14:ligatures w14:val="none"/>
         </w:rPr>
       </w:pPr>
       <w:proofErr w:type="spellStart"/>
       <w:proofErr w:type="gramStart"/>
       <w:r>
         <w:rPr>
-          <w:rStyle w:val="HTMLCode"/>
-          <w:rFonts w:asciiTheme="minorHAnsi" w:hAnsiTheme="minorHAnsi" w:cstheme="minorHAnsi"/>
-          <w:sz w:val="28"/>
-          <w:szCs w:val="28"/>
+          <w:rFonts w:ascii="Courier New" w:eastAsia="Times New Roman" w:hAnsi="Courier New" w:cs="Courier New"/>
+          <w:kern w:val="0"/>
+          <w:sz w:val="20"/>
+          <w:szCs w:val="20"/>
+          <w:lang w:eastAsia="en-IN"/>
+          <w14:ligatures w14:val="none"/>
         </w:rPr>
         <w:lastRenderedPageBreak/>
-        <w:t>mongod</w:t>
+        <w:t>mkdir</w:t>
       </w:r>
       <w:proofErr w:type="spellEnd"/>
       <w:proofErr w:type="gramEnd"/>
       <w:r>
         <w:rPr>
+          <w:rFonts w:ascii="Courier New" w:eastAsia="Times New Roman" w:hAnsi="Courier New" w:cs="Courier New"/>
+          <w:kern w:val="0"/>
+          <w:sz w:val="20"/>
+          <w:szCs w:val="20"/>
+          <w:lang w:eastAsia="en-IN"/>
+          <w14:ligatures w14:val="none"/>
+        </w:rPr>
+        <w:t xml:space="preserve"> C:\data</w:t>
+      </w:r>
+    </w:p>
+    <w:p>
+      <w:pPr>
+        <w:tabs>
+          <w:tab w:val="left" w:pos="916"/>
+          <w:tab w:val="left" w:pos="1832"/>
+          <w:tab w:val="left" w:pos="2748"/>
+          <w:tab w:val="left" w:pos="3664"/>
+          <w:tab w:val="left" w:pos="4580"/>
+          <w:tab w:val="left" w:pos="5496"/>
+          <w:tab w:val="left" w:pos="6412"/>
+          <w:tab w:val="left" w:pos="7328"/>
+          <w:tab w:val="left" w:pos="8244"/>
+          <w:tab w:val="left" w:pos="9160"/>
+          <w:tab w:val="left" w:pos="10076"/>
+          <w:tab w:val="left" w:pos="10992"/>
+          <w:tab w:val="left" w:pos="11908"/>
+          <w:tab w:val="left" w:pos="12824"/>
+          <w:tab w:val="left" w:pos="13740"/>
+          <w:tab w:val="left" w:pos="14656"/>
+        </w:tabs>
+        <w:spacing w:after="0" w:line="240" w:lineRule="auto"/>
+        <w:rPr>
+          <w:rFonts w:ascii="Courier New" w:eastAsia="Times New Roman" w:hAnsi="Courier New" w:cs="Courier New"/>
+          <w:kern w:val="0"/>
+          <w:sz w:val="20"/>
+          <w:szCs w:val="20"/>
+          <w:lang w:eastAsia="en-IN"/>
+          <w14:ligatures w14:val="none"/>
+        </w:rPr>
+      </w:pPr>
+      <w:proofErr w:type="spellStart"/>
+      <w:proofErr w:type="gramStart"/>
+      <w:r>
+        <w:rPr>
+          <w:rFonts w:ascii="Courier New" w:eastAsia="Times New Roman" w:hAnsi="Courier New" w:cs="Courier New"/>
+          <w:kern w:val="0"/>
+          <w:sz w:val="20"/>
+          <w:szCs w:val="20"/>
+          <w:lang w:eastAsia="en-IN"/>
+          <w14:ligatures w14:val="none"/>
+        </w:rPr>
+        <w:t>mkdir</w:t>
+      </w:r>
+      <w:proofErr w:type="spellEnd"/>
+      <w:proofErr w:type="gramEnd"/>
+      <w:r>
+        <w:rPr>
+          <w:rFonts w:ascii="Courier New" w:eastAsia="Times New Roman" w:hAnsi="Courier New" w:cs="Courier New"/>
+          <w:kern w:val="0"/>
+          <w:sz w:val="20"/>
+          <w:szCs w:val="20"/>
+          <w:lang w:eastAsia="en-IN"/>
+          <w14:ligatures w14:val="none"/>
+        </w:rPr>
+        <w:t xml:space="preserve"> C:\data\r</w:t>
+      </w:r>
+      <w:r>
+        <w:rPr>
+          <w:rFonts w:ascii="Courier New" w:eastAsia="Times New Roman" w:hAnsi="Courier New" w:cs="Courier New"/>
+          <w:kern w:val="0"/>
+          <w:sz w:val="20"/>
+          <w:szCs w:val="20"/>
+          <w:lang w:eastAsia="en-IN"/>
+          <w14:ligatures w14:val="none"/>
+        </w:rPr>
+        <w:t>s</w:t>
+      </w:r>
+      <w:r>
+        <w:rPr>
+          <w:rFonts w:ascii="Courier New" w:eastAsia="Times New Roman" w:hAnsi="Courier New" w:cs="Courier New"/>
+          <w:kern w:val="0"/>
+          <w:sz w:val="20"/>
+          <w:szCs w:val="20"/>
+          <w:lang w:eastAsia="en-IN"/>
+          <w14:ligatures w14:val="none"/>
+        </w:rPr>
+        <w:t>1</w:t>
+      </w:r>
+    </w:p>
+    <w:p>
+      <w:pPr>
+        <w:tabs>
+          <w:tab w:val="left" w:pos="916"/>
+          <w:tab w:val="left" w:pos="1832"/>
+          <w:tab w:val="left" w:pos="2748"/>
+          <w:tab w:val="left" w:pos="3664"/>
+          <w:tab w:val="left" w:pos="4580"/>
+          <w:tab w:val="left" w:pos="5496"/>
+          <w:tab w:val="left" w:pos="6412"/>
+          <w:tab w:val="left" w:pos="7328"/>
+          <w:tab w:val="left" w:pos="8244"/>
+          <w:tab w:val="left" w:pos="9160"/>
+          <w:tab w:val="left" w:pos="10076"/>
+          <w:tab w:val="left" w:pos="10992"/>
+          <w:tab w:val="left" w:pos="11908"/>
+          <w:tab w:val="left" w:pos="12824"/>
+          <w:tab w:val="left" w:pos="13740"/>
+          <w:tab w:val="left" w:pos="14656"/>
+        </w:tabs>
+        <w:spacing w:after="0" w:line="240" w:lineRule="auto"/>
+        <w:rPr>
+          <w:rFonts w:ascii="Courier New" w:eastAsia="Times New Roman" w:hAnsi="Courier New" w:cs="Courier New"/>
+          <w:kern w:val="0"/>
+          <w:sz w:val="20"/>
+          <w:szCs w:val="20"/>
+          <w:lang w:eastAsia="en-IN"/>
+          <w14:ligatures w14:val="none"/>
+        </w:rPr>
+      </w:pPr>
+      <w:proofErr w:type="spellStart"/>
+      <w:proofErr w:type="gramStart"/>
+      <w:r>
+        <w:rPr>
+          <w:rFonts w:ascii="Courier New" w:eastAsia="Times New Roman" w:hAnsi="Courier New" w:cs="Courier New"/>
+          <w:kern w:val="0"/>
+          <w:sz w:val="20"/>
+          <w:szCs w:val="20"/>
+          <w:lang w:eastAsia="en-IN"/>
+          <w14:ligatures w14:val="none"/>
+        </w:rPr>
+        <w:t>mkdir</w:t>
+      </w:r>
+      <w:proofErr w:type="spellEnd"/>
+      <w:proofErr w:type="gramEnd"/>
+      <w:r>
+        <w:rPr>
+          <w:rFonts w:ascii="Courier New" w:eastAsia="Times New Roman" w:hAnsi="Courier New" w:cs="Courier New"/>
+          <w:kern w:val="0"/>
+          <w:sz w:val="20"/>
+          <w:szCs w:val="20"/>
+          <w:lang w:eastAsia="en-IN"/>
+          <w14:ligatures w14:val="none"/>
+        </w:rPr>
+        <w:t xml:space="preserve"> C:\data\r</w:t>
+      </w:r>
+      <w:r>
+        <w:rPr>
+          <w:rFonts w:ascii="Courier New" w:eastAsia="Times New Roman" w:hAnsi="Courier New" w:cs="Courier New"/>
+          <w:kern w:val="0"/>
+          <w:sz w:val="20"/>
+          <w:szCs w:val="20"/>
+          <w:lang w:eastAsia="en-IN"/>
+          <w14:ligatures w14:val="none"/>
+        </w:rPr>
+        <w:t>s</w:t>
+      </w:r>
+      <w:r>
+        <w:rPr>
+          <w:rFonts w:ascii="Courier New" w:eastAsia="Times New Roman" w:hAnsi="Courier New" w:cs="Courier New"/>
+          <w:kern w:val="0"/>
+          <w:sz w:val="20"/>
+          <w:szCs w:val="20"/>
+          <w:lang w:eastAsia="en-IN"/>
+          <w14:ligatures w14:val="none"/>
+        </w:rPr>
+        <w:t>2</w:t>
+      </w:r>
+    </w:p>
+    <w:p>
+      <w:pPr>
+        <w:tabs>
+          <w:tab w:val="left" w:pos="916"/>
+          <w:tab w:val="left" w:pos="1832"/>
+          <w:tab w:val="left" w:pos="2748"/>
+          <w:tab w:val="left" w:pos="3664"/>
+          <w:tab w:val="left" w:pos="4580"/>
+          <w:tab w:val="left" w:pos="5496"/>
+          <w:tab w:val="left" w:pos="6412"/>
+          <w:tab w:val="left" w:pos="7328"/>
+          <w:tab w:val="left" w:pos="8244"/>
+          <w:tab w:val="left" w:pos="9160"/>
+          <w:tab w:val="left" w:pos="10076"/>
+          <w:tab w:val="left" w:pos="10992"/>
+          <w:tab w:val="left" w:pos="11908"/>
+          <w:tab w:val="left" w:pos="12824"/>
+          <w:tab w:val="left" w:pos="13740"/>
+          <w:tab w:val="left" w:pos="14656"/>
+        </w:tabs>
+        <w:spacing w:after="0" w:line="240" w:lineRule="auto"/>
+        <w:rPr>
+          <w:rFonts w:ascii="Courier New" w:eastAsia="Times New Roman" w:hAnsi="Courier New" w:cs="Courier New"/>
+          <w:kern w:val="0"/>
+          <w:sz w:val="20"/>
+          <w:szCs w:val="20"/>
+          <w:lang w:eastAsia="en-IN"/>
+          <w14:ligatures w14:val="none"/>
+        </w:rPr>
+      </w:pPr>
+      <w:proofErr w:type="spellStart"/>
+      <w:r>
+        <w:rPr>
+          <w:rFonts w:ascii="Courier New" w:eastAsia="Times New Roman" w:hAnsi="Courier New" w:cs="Courier New"/>
+          <w:kern w:val="0"/>
+          <w:sz w:val="20"/>
+          <w:szCs w:val="20"/>
+          <w:lang w:eastAsia="en-IN"/>
+          <w14:ligatures w14:val="none"/>
+        </w:rPr>
+        <w:t>mkdir</w:t>
+      </w:r>
+      <w:proofErr w:type="spellEnd"/>
+      <w:r>
+        <w:rPr>
+          <w:rFonts w:ascii="Courier New" w:eastAsia="Times New Roman" w:hAnsi="Courier New" w:cs="Courier New"/>
+          <w:kern w:val="0"/>
+          <w:sz w:val="20"/>
+          <w:szCs w:val="20"/>
+          <w:lang w:eastAsia="en-IN"/>
+          <w14:ligatures w14:val="none"/>
+        </w:rPr>
+        <w:t xml:space="preserve"> C:\data\r</w:t>
+      </w:r>
+      <w:r>
+        <w:rPr>
+          <w:rFonts w:ascii="Courier New" w:eastAsia="Times New Roman" w:hAnsi="Courier New" w:cs="Courier New"/>
+          <w:kern w:val="0"/>
+          <w:sz w:val="20"/>
+          <w:szCs w:val="20"/>
+          <w:lang w:eastAsia="en-IN"/>
+          <w14:ligatures w14:val="none"/>
+        </w:rPr>
+        <w:t>s</w:t>
+      </w:r>
+      <w:bookmarkStart w:id="0" w:name="_GoBack"/>
+      <w:bookmarkEnd w:id="0"/>
+      <w:r>
+        <w:rPr>
+          <w:rFonts w:ascii="Courier New" w:eastAsia="Times New Roman" w:hAnsi="Courier New" w:cs="Courier New"/>
+          <w:kern w:val="0"/>
+          <w:sz w:val="20"/>
+          <w:szCs w:val="20"/>
+          <w:lang w:eastAsia="en-IN"/>
+          <w14:ligatures w14:val="none"/>
+        </w:rPr>
+        <w:t>3</w:t>
+      </w:r>
+    </w:p>
+    <w:p>
+      <w:pPr>
+        <w:pStyle w:val="NormalWeb"/>
+        <w:jc w:val="both"/>
+        <w:rPr>
+          <w:rFonts w:asciiTheme="minorHAnsi" w:hAnsiTheme="minorHAnsi" w:cstheme="minorHAnsi"/>
+          <w:sz w:val="28"/>
+          <w:szCs w:val="28"/>
+        </w:rPr>
+      </w:pPr>
+      <w:r>
+        <w:rPr>
+          <w:rFonts w:asciiTheme="minorHAnsi" w:hAnsiTheme="minorHAnsi" w:cstheme="minorHAnsi"/>
+          <w:sz w:val="28"/>
+          <w:szCs w:val="28"/>
+        </w:rPr>
+        <w:t>Run the following commands in three separate terminals:</w:t>
+      </w:r>
+    </w:p>
+    <w:p>
+      <w:pPr>
+        <w:pStyle w:val="HTMLPreformatted"/>
+        <w:jc w:val="both"/>
+        <w:rPr>
+          <w:rStyle w:val="HTMLCode"/>
+          <w:rFonts w:asciiTheme="minorHAnsi" w:hAnsiTheme="minorHAnsi" w:cstheme="minorHAnsi"/>
+          <w:sz w:val="28"/>
+          <w:szCs w:val="28"/>
+        </w:rPr>
+      </w:pPr>
+      <w:proofErr w:type="spellStart"/>
+      <w:proofErr w:type="gramStart"/>
+      <w:r>
+        <w:rPr>
+          <w:rStyle w:val="HTMLCode"/>
+          <w:rFonts w:asciiTheme="minorHAnsi" w:hAnsiTheme="minorHAnsi" w:cstheme="minorHAnsi"/>
+          <w:sz w:val="28"/>
+          <w:szCs w:val="28"/>
+        </w:rPr>
+        <w:t>mongod</w:t>
+      </w:r>
+      <w:proofErr w:type="spellEnd"/>
+      <w:proofErr w:type="gramEnd"/>
+      <w:r>
+        <w:rPr>
           <w:rStyle w:val="HTMLCode"/>
           <w:rFonts w:asciiTheme="minorHAnsi" w:hAnsiTheme="minorHAnsi" w:cstheme="minorHAnsi"/>
           <w:sz w:val="28"/>
@@ -2162,6 +2499,7 @@
           <w:szCs w:val="28"/>
         </w:rPr>
       </w:pPr>
+      <w:proofErr w:type="spellStart"/>
       <w:proofErr w:type="gramStart"/>
       <w:r>
         <w:rPr>
@@ -2172,6 +2510,16 @@
         </w:rPr>
         <w:t>mongo</w:t>
       </w:r>
+      <w:r>
+        <w:rPr>
+          <w:rStyle w:val="HTMLCode"/>
+          <w:rFonts w:asciiTheme="minorHAnsi" w:hAnsiTheme="minorHAnsi" w:cstheme="minorHAnsi"/>
+          <w:sz w:val="28"/>
+          <w:szCs w:val="28"/>
+        </w:rPr>
+        <w:t>sh</w:t>
+      </w:r>
+      <w:proofErr w:type="spellEnd"/>
       <w:proofErr w:type="gramEnd"/>
       <w:r>
         <w:rPr>
@@ -2897,38 +3245,6 @@
           <w:szCs w:val="28"/>
         </w:rPr>
       </w:pPr>
-      <w:proofErr w:type="gramStart"/>
-      <w:r>
-        <w:rPr>
-          <w:rStyle w:val="HTMLCode"/>
-          <w:rFonts w:asciiTheme="minorHAnsi" w:hAnsiTheme="minorHAnsi" w:cstheme="minorHAnsi"/>
-          <w:sz w:val="28"/>
-          <w:szCs w:val="28"/>
-        </w:rPr>
-        <w:t>mongo</w:t>
-      </w:r>
-      <w:proofErr w:type="gramEnd"/>
-      <w:r>
-        <w:rPr>
-          <w:rStyle w:val="HTMLCode"/>
-          <w:rFonts w:asciiTheme="minorHAnsi" w:hAnsiTheme="minorHAnsi" w:cstheme="minorHAnsi"/>
-          <w:sz w:val="28"/>
-          <w:szCs w:val="28"/>
-        </w:rPr>
-        <w:t xml:space="preserve"> --port 27018</w:t>
-      </w:r>
-    </w:p>
-    <w:p>
-      <w:pPr>
-        <w:pStyle w:val="HTMLPreformatted"/>
-        <w:jc w:val="both"/>
-        <w:rPr>
-          <w:rStyle w:val="HTMLCode"/>
-          <w:rFonts w:asciiTheme="minorHAnsi" w:hAnsiTheme="minorHAnsi" w:cstheme="minorHAnsi"/>
-          <w:sz w:val="28"/>
-          <w:szCs w:val="28"/>
-        </w:rPr>
-      </w:pPr>
       <w:proofErr w:type="spellStart"/>
       <w:proofErr w:type="gramStart"/>
       <w:r>
@@ -2938,19 +3254,71 @@
           <w:sz w:val="28"/>
           <w:szCs w:val="28"/>
         </w:rPr>
-        <w:t>rs.slaveOk</w:t>
+        <w:t>mongo</w:t>
+      </w:r>
+      <w:r>
+        <w:rPr>
+          <w:rStyle w:val="HTMLCode"/>
+          <w:rFonts w:asciiTheme="minorHAnsi" w:hAnsiTheme="minorHAnsi" w:cstheme="minorHAnsi"/>
+          <w:sz w:val="28"/>
+          <w:szCs w:val="28"/>
+        </w:rPr>
+        <w:t>sh</w:t>
       </w:r>
       <w:proofErr w:type="spellEnd"/>
-      <w:r>
-        <w:rPr>
-          <w:rStyle w:val="HTMLCode"/>
-          <w:rFonts w:asciiTheme="minorHAnsi" w:hAnsiTheme="minorHAnsi" w:cstheme="minorHAnsi"/>
-          <w:sz w:val="28"/>
-          <w:szCs w:val="28"/>
-        </w:rPr>
-        <w:t>()</w:t>
-      </w:r>
       <w:proofErr w:type="gramEnd"/>
+      <w:r>
+        <w:rPr>
+          <w:rStyle w:val="HTMLCode"/>
+          <w:rFonts w:asciiTheme="minorHAnsi" w:hAnsiTheme="minorHAnsi" w:cstheme="minorHAnsi"/>
+          <w:sz w:val="28"/>
+          <w:szCs w:val="28"/>
+        </w:rPr>
+        <w:t xml:space="preserve"> --port 27018</w:t>
+      </w:r>
+    </w:p>
+    <w:p>
+      <w:pPr>
+        <w:pStyle w:val="HTMLPreformatted"/>
+        <w:jc w:val="both"/>
+        <w:rPr>
+          <w:rStyle w:val="HTMLCode"/>
+          <w:rFonts w:asciiTheme="minorHAnsi" w:hAnsiTheme="minorHAnsi" w:cstheme="minorHAnsi"/>
+          <w:sz w:val="28"/>
+          <w:szCs w:val="28"/>
+        </w:rPr>
+      </w:pPr>
+      <w:proofErr w:type="gramStart"/>
+      <w:r>
+        <w:rPr>
+          <w:rStyle w:val="HTMLCode"/>
+          <w:rFonts w:asciiTheme="minorHAnsi" w:hAnsiTheme="minorHAnsi" w:cstheme="minorHAnsi"/>
+          <w:sz w:val="28"/>
+          <w:szCs w:val="28"/>
+        </w:rPr>
+        <w:t>use</w:t>
+      </w:r>
+      <w:proofErr w:type="gramEnd"/>
+      <w:r>
+        <w:rPr>
+          <w:rStyle w:val="HTMLCode"/>
+          <w:rFonts w:asciiTheme="minorHAnsi" w:hAnsiTheme="minorHAnsi" w:cstheme="minorHAnsi"/>
+          <w:sz w:val="28"/>
+          <w:szCs w:val="28"/>
+        </w:rPr>
+        <w:t xml:space="preserve"> </w:t>
+      </w:r>
+      <w:proofErr w:type="spellStart"/>
+      <w:r>
+        <w:rPr>
+          <w:rStyle w:val="HTMLCode"/>
+          <w:rFonts w:asciiTheme="minorHAnsi" w:hAnsiTheme="minorHAnsi" w:cstheme="minorHAnsi"/>
+          <w:sz w:val="28"/>
+          <w:szCs w:val="28"/>
+        </w:rPr>
+        <w:t>collegeDB</w:t>
+      </w:r>
+      <w:proofErr w:type="spellEnd"/>
     </w:p>
     <w:p>
       <w:pPr>
@@ -2972,6 +3340,127 @@
           <w:sz w:val="28"/>
           <w:szCs w:val="28"/>
         </w:rPr>
+        <w:t>rs.slaveOk</w:t>
+      </w:r>
+      <w:proofErr w:type="spellEnd"/>
+      <w:r>
+        <w:rPr>
+          <w:rStyle w:val="HTMLCode"/>
+          <w:rFonts w:asciiTheme="minorHAnsi" w:hAnsiTheme="minorHAnsi" w:cstheme="minorHAnsi"/>
+          <w:sz w:val="28"/>
+          <w:szCs w:val="28"/>
+        </w:rPr>
+        <w:t>(</w:t>
+      </w:r>
+      <w:proofErr w:type="gramEnd"/>
+      <w:r>
+        <w:rPr>
+          <w:rStyle w:val="HTMLCode"/>
+          <w:rFonts w:asciiTheme="minorHAnsi" w:hAnsiTheme="minorHAnsi" w:cstheme="minorHAnsi"/>
+          <w:sz w:val="28"/>
+          <w:szCs w:val="28"/>
+        </w:rPr>
+        <w:t>)</w:t>
+      </w:r>
+      <w:r>
+        <w:rPr>
+          <w:rStyle w:val="HTMLCode"/>
+          <w:rFonts w:asciiTheme="minorHAnsi" w:hAnsiTheme="minorHAnsi" w:cstheme="minorHAnsi"/>
+          <w:sz w:val="28"/>
+          <w:szCs w:val="28"/>
+        </w:rPr>
+        <w:t xml:space="preserve"> or </w:t>
+      </w:r>
+      <w:proofErr w:type="spellStart"/>
+      <w:r>
+        <w:rPr>
+          <w:rStyle w:val="HTMLCode"/>
+          <w:rFonts w:asciiTheme="minorHAnsi" w:hAnsiTheme="minorHAnsi" w:cstheme="minorHAnsi"/>
+          <w:sz w:val="28"/>
+          <w:szCs w:val="28"/>
+        </w:rPr>
+        <w:t>db.getMongo</w:t>
+      </w:r>
+      <w:proofErr w:type="spellEnd"/>
+      <w:r>
+        <w:rPr>
+          <w:rStyle w:val="HTMLCode"/>
+          <w:rFonts w:asciiTheme="minorHAnsi" w:hAnsiTheme="minorHAnsi" w:cstheme="minorHAnsi"/>
+          <w:sz w:val="28"/>
+          <w:szCs w:val="28"/>
+        </w:rPr>
+        <w:t>().</w:t>
+      </w:r>
+      <w:proofErr w:type="spellStart"/>
+      <w:r>
+        <w:rPr>
+          <w:rStyle w:val="HTMLCode"/>
+          <w:rFonts w:asciiTheme="minorHAnsi" w:hAnsiTheme="minorHAnsi" w:cstheme="minorHAnsi"/>
+          <w:sz w:val="28"/>
+          <w:szCs w:val="28"/>
+        </w:rPr>
+        <w:t>setReadPref</w:t>
+      </w:r>
+      <w:proofErr w:type="spellEnd"/>
+      <w:r>
+        <w:rPr>
+          <w:rStyle w:val="HTMLCode"/>
+          <w:rFonts w:asciiTheme="minorHAnsi" w:hAnsiTheme="minorHAnsi" w:cstheme="minorHAnsi"/>
+          <w:sz w:val="28"/>
+          <w:szCs w:val="28"/>
+        </w:rPr>
+        <w:t>("</w:t>
+      </w:r>
+      <w:proofErr w:type="spellStart"/>
+      <w:r>
+        <w:rPr>
+          <w:rStyle w:val="HTMLCode"/>
+          <w:rFonts w:asciiTheme="minorHAnsi" w:hAnsiTheme="minorHAnsi" w:cstheme="minorHAnsi"/>
+          <w:sz w:val="28"/>
+          <w:szCs w:val="28"/>
+        </w:rPr>
+        <w:t>secondaryPreferred</w:t>
+      </w:r>
+      <w:proofErr w:type="spellEnd"/>
+      <w:r>
+        <w:rPr>
+          <w:rStyle w:val="HTMLCode"/>
+          <w:rFonts w:asciiTheme="minorHAnsi" w:hAnsiTheme="minorHAnsi" w:cstheme="minorHAnsi"/>
+          <w:sz w:val="28"/>
+          <w:szCs w:val="28"/>
+        </w:rPr>
+        <w:t>")</w:t>
+      </w:r>
+      <w:r>
+        <w:rPr>
+          <w:rStyle w:val="HTMLCode"/>
+          <w:rFonts w:asciiTheme="minorHAnsi" w:hAnsiTheme="minorHAnsi" w:cstheme="minorHAnsi"/>
+          <w:sz w:val="28"/>
+          <w:szCs w:val="28"/>
+        </w:rPr>
+        <w:t>;</w:t>
+      </w:r>
+    </w:p>
+    <w:p>
+      <w:pPr>
+        <w:pStyle w:val="HTMLPreformatted"/>
+        <w:jc w:val="both"/>
+        <w:rPr>
+          <w:rStyle w:val="HTMLCode"/>
+          <w:rFonts w:asciiTheme="minorHAnsi" w:hAnsiTheme="minorHAnsi" w:cstheme="minorHAnsi"/>
+          <w:sz w:val="28"/>
+          <w:szCs w:val="28"/>
+        </w:rPr>
+      </w:pPr>
+      <w:proofErr w:type="spellStart"/>
+      <w:proofErr w:type="gramStart"/>
+      <w:r>
+        <w:rPr>
+          <w:rStyle w:val="HTMLCode"/>
+          <w:rFonts w:asciiTheme="minorHAnsi" w:hAnsiTheme="minorHAnsi" w:cstheme="minorHAnsi"/>
+          <w:sz w:val="28"/>
+          <w:szCs w:val="28"/>
+        </w:rPr>
         <w:t>db.students.find</w:t>
       </w:r>
       <w:proofErr w:type="spellEnd"/>
@@ -3002,6 +3491,7 @@
           <w:sz w:val="28"/>
           <w:szCs w:val="28"/>
         </w:rPr>
+        <w:lastRenderedPageBreak/>
         <w:t>You will see the same document replicated.</w:t>
       </w:r>
     </w:p>
@@ -3067,7 +3557,6 @@
           <w:sz w:val="28"/>
           <w:szCs w:val="28"/>
         </w:rPr>
-        <w:lastRenderedPageBreak/>
         <w:t>Wait ~10 seconds.</w:t>
       </w:r>
     </w:p>
@@ -3204,7 +3693,7 @@
           <w:szCs w:val="28"/>
         </w:rPr>
         <w:pict w14:anchorId="26E11785">
-          <v:rect id="_x0000_i1048" style="width:0;height:1.5pt" o:hralign="center" o:hrstd="t" o:hr="t" fillcolor="#a0a0a0" stroked="f"/>
+          <v:rect id="_x0000_i1030" style="width:0;height:1.5pt" o:hralign="center" o:hrstd="t" o:hr="t" fillcolor="#a0a0a0" stroked="f"/>
         </w:pict>
       </w:r>
     </w:p>
@@ -3860,6 +4349,7 @@
           <w:sz w:val="28"/>
           <w:szCs w:val="28"/>
         </w:rPr>
+        <w:lastRenderedPageBreak/>
         <w:t>Scenario 4: Reconfiguring Replica Set</w:t>
       </w:r>
     </w:p>
@@ -3950,7 +4440,6 @@
           <w:sz w:val="28"/>
           <w:szCs w:val="28"/>
         </w:rPr>
-        <w:lastRenderedPageBreak/>
         <w:t>Add back:</w:t>
       </w:r>
     </w:p>
@@ -4022,7 +4511,7 @@
           <w:szCs w:val="28"/>
         </w:rPr>
         <w:pict w14:anchorId="244FFF31">
-          <v:rect id="_x0000_i1049" style="width:0;height:1.5pt" o:hralign="center" o:hrstd="t" o:hr="t" fillcolor="#a0a0a0" stroked="f"/>
+          <v:rect id="_x0000_i1031" style="width:0;height:1.5pt" o:hralign="center" o:hrstd="t" o:hr="t" fillcolor="#a0a0a0" stroked="f"/>
         </w:pict>
       </w:r>
     </w:p>
